--- a/vitarerum-api/app/use_of_collections/infrastructure/templates/rais_object_access_log.docx
+++ b/vitarerum-api/app/use_of_collections/infrastructure/templates/rais_object_access_log.docx
@@ -163,7 +163,7 @@
       </w:tr>
       <w:tr>
         <w:trPr>
-          <w:trHeight w:hRule="exact" w:val="284"/>
+          <w:trHeight w:hRule="atLeast" w:val="284"/>
         </w:trPr>
         <w:tc>
           <w:tcPr>
